--- a/raw files/H1 GP/notes/J2 AQ Review (S) Work-centred Culture.docx
+++ b/raw files/H1 GP/notes/J2 AQ Review (S) Work-centred Culture.docx
@@ -1171,6 +1171,7 @@
           <w:u w:val="single"/>
           <w:lang w:val="en-GB"/>
         </w:rPr>
+        <w:lastRenderedPageBreak/>
         <w:t>Full AQ Structure</w:t>
       </w:r>
     </w:p>
@@ -1676,8 +1677,19 @@
                 <w:szCs w:val="21"/>
                 <w:lang w:val="en-GB"/>
               </w:rPr>
-              <w:t>Passage 1 argues ..</w:t>
-            </w:r>
+              <w:t>Passage 1 argues</w:t>
+            </w:r>
+            <w:proofErr w:type="gramStart"/>
+            <w:r>
+              <w:rPr>
+                <w:rFonts w:ascii="Arial" w:hAnsi="Arial" w:cs="Arial"/>
+                <w:sz w:val="21"/>
+                <w:szCs w:val="21"/>
+                <w:lang w:val="en-GB"/>
+              </w:rPr>
+              <w:t xml:space="preserve"> ..</w:t>
+            </w:r>
+            <w:proofErr w:type="gramEnd"/>
           </w:p>
           <w:p>
             <w:pPr>
@@ -1898,7 +1910,27 @@
                 <w:szCs w:val="21"/>
                 <w:lang w:val="en-GB"/>
               </w:rPr>
-              <w:t>My stand is …(… should/should monitor ...)</w:t>
+              <w:t xml:space="preserve">My stand is </w:t>
+            </w:r>
+            <w:proofErr w:type="gramStart"/>
+            <w:r>
+              <w:rPr>
+                <w:rFonts w:ascii="Arial" w:hAnsi="Arial" w:cs="Arial"/>
+                <w:sz w:val="21"/>
+                <w:szCs w:val="21"/>
+                <w:lang w:val="en-GB"/>
+              </w:rPr>
+              <w:t>…(</w:t>
+            </w:r>
+            <w:proofErr w:type="gramEnd"/>
+            <w:r>
+              <w:rPr>
+                <w:rFonts w:ascii="Arial" w:hAnsi="Arial" w:cs="Arial"/>
+                <w:sz w:val="21"/>
+                <w:szCs w:val="21"/>
+                <w:lang w:val="en-GB"/>
+              </w:rPr>
+              <w:t>… should/should monitor ...)</w:t>
             </w:r>
           </w:p>
           <w:p>
@@ -3242,6 +3274,7 @@
                 <w:szCs w:val="21"/>
                 <w:lang w:val="en-GB"/>
               </w:rPr>
+              <w:lastRenderedPageBreak/>
               <w:t xml:space="preserve">Use larger SG context </w:t>
             </w:r>
           </w:p>
@@ -3377,6 +3410,7 @@
                 <w:szCs w:val="21"/>
                 <w:lang w:val="en-GB"/>
               </w:rPr>
+              <w:lastRenderedPageBreak/>
               <w:t>Remarks for BP2:</w:t>
             </w:r>
           </w:p>
@@ -3541,7 +3575,17 @@
                 <w:szCs w:val="21"/>
                 <w:lang w:val="en-GB"/>
               </w:rPr>
-              <w:t xml:space="preserve"> Must be insightful – analyse and show the significance of your examples in how SG features/context would lead you to adopt a particular stand in the AQ</w:t>
+              <w:t xml:space="preserve"> Must be insightful – analyse and show the significance of your examples in how SG features/context would lead </w:t>
+            </w:r>
+            <w:r>
+              <w:rPr>
+                <w:rFonts w:ascii="Arial" w:hAnsi="Arial" w:cs="Arial"/>
+                <w:sz w:val="21"/>
+                <w:szCs w:val="21"/>
+                <w:lang w:val="en-GB"/>
+              </w:rPr>
+              <w:lastRenderedPageBreak/>
+              <w:t>you to adopt a particular stand in the AQ</w:t>
             </w:r>
           </w:p>
           <w:p>
@@ -3876,6 +3920,7 @@
                 <w:szCs w:val="21"/>
                 <w:lang w:val="en-GB"/>
               </w:rPr>
+              <w:lastRenderedPageBreak/>
               <w:t>Conclusion:</w:t>
             </w:r>
           </w:p>
@@ -4048,7 +4093,7 @@
           <w:bCs/>
           <w:lang w:val="en-US"/>
         </w:rPr>
-        <w:t>AQ Response (</w:t>
+        <w:t>AQ Response (Work-</w:t>
       </w:r>
       <w:proofErr w:type="spellStart"/>
       <w:r>
@@ -4057,7 +4102,7 @@
           <w:bCs/>
           <w:lang w:val="en-US"/>
         </w:rPr>
-        <w:t>Work-centred</w:t>
+        <w:t>centred</w:t>
       </w:r>
       <w:proofErr w:type="spellEnd"/>
       <w:r>
@@ -4318,7 +4363,25 @@
           <w:sz w:val="22"/>
           <w:szCs w:val="22"/>
         </w:rPr>
-        <w:t xml:space="preserve">Supporters of a work-centred life would point out that it is not always true that those who work long hours do so because they feel pressured to, but instead because they find enjoyment and fulfilment in their work. It is true that, for those who are fortunate enough to work with their passion, a work-centred life is one that brings much satisfaction and pleasure. “At the end of the day”, as the author of Passage 2 put it, they “can sit back and admire [their] work” and feel a gratifying sense of accomplishment. Local media and news regularly feature stories about Singaporeans who choose to follow their passion and pursue unconventional careers, whether it is selling artisanal pizza in a hawker centre, painting murals of old Singapore or making bespoke leather goods. For these lucky few, it would seem as if living a work-centred life has many benefits and few – if any – harms. However, I would point out that this is true only of a minority; as not many people have a passion they can monetise or the means to do so even if they did. A study from a job platform Jobs That </w:t>
+        <w:t xml:space="preserve">Supporters of a work-centred life would point out that it is not always true that those who work long hours do so because they feel pressured to, but instead because they find enjoyment and fulfilment in their work. It is true that, for those who are fortunate enough to work with their passion, a work-centred life is one that brings much satisfaction and pleasure. “At the end of the day”, as the author of Passage 2 put it, they “can sit back and admire [their] work” and feel a gratifying sense of accomplishment. Local media and news regularly feature stories about Singaporeans who choose to follow their passion and pursue unconventional careers, whether it is selling artisanal pizza in a hawker centre, painting murals of old Singapore or making bespoke leather goods. For these lucky few, it would seem as if living a work-centred life has many benefits and few – if any – harms. However, I would point out that this is true only of a minority; as not many people have a </w:t>
+      </w:r>
+      <w:proofErr w:type="gramStart"/>
+      <w:r>
+        <w:rPr>
+          <w:rFonts w:ascii="Arial" w:eastAsia="Arial" w:hAnsi="Arial" w:cs="Arial"/>
+          <w:sz w:val="22"/>
+          <w:szCs w:val="22"/>
+        </w:rPr>
+        <w:t>passion</w:t>
+      </w:r>
+      <w:proofErr w:type="gramEnd"/>
+      <w:r>
+        <w:rPr>
+          <w:rFonts w:ascii="Arial" w:eastAsia="Arial" w:hAnsi="Arial" w:cs="Arial"/>
+          <w:sz w:val="22"/>
+          <w:szCs w:val="22"/>
+        </w:rPr>
+        <w:t xml:space="preserve"> they can monetise or the means to do so even if they did. A study from a job platform Jobs That </w:t>
       </w:r>
       <w:proofErr w:type="spellStart"/>
       <w:r>
@@ -4357,6 +4420,7 @@
           <w:sz w:val="22"/>
           <w:szCs w:val="22"/>
         </w:rPr>
+        <w:lastRenderedPageBreak/>
         <w:t>Furthermore, I believe that living a work-centred life is not sustainable even for those whose work is their passion. This is because one’s employment is simply not a sound foundation upon which to build one’s whole existence; as the author of Passage 3 described, to live a work-centred life is akin to “balancing on a tight rope…vulnerable to a gust of wind.” During the recent pandemic, for instance, many employees lost their jobs when companies looked to cut costs when revenues fell. Many entrepreneurs who turned their passion projects into businesses also struggled, with several having to close down. With Singapore’s economic landscape dominated by 7000 multi-national corporations, volatility from surprise layoffs is a concern, with the recent example of Dyson retrenching its thousand workers with only one day’s notice being a case in point. Hence, choosing to build one’s life solely around work is harmful because one’s employment is never guaranteed, and losing one’s job can then cause one to feel as if one’s life no longer has meaning or purpose. The results of a study conducted by Cigna Healthcare in 2023 indicate that many Singaporeans came to the same realisation with almost nine in ten respondents saying that the pandemic led them to reassess their lives and prioritising non-materialistic aspects of life such as spending more time with family and friends over work.</w:t>
       </w:r>
     </w:p>
